--- a/zht/docx/02.content.docx
+++ b/zht/docx/02.content.docx
@@ -19,7 +19,7 @@
         <w:rPr>
           <w:lang w:val="zh_TW" w:bidi="zh_TW"/>
         </w:rPr>
-        <w:t>Resource: 研讀筆記 - 書籍簡介 (Tyndale)</w:t>
+        <w:t>Resource: Tyndale Open Study Notes</w:t>
       </w:r>
       <w:r>
         <w:rPr>
@@ -112,7 +112,7 @@
         <w:rPr>
           <w:lang w:val="zh_TW" w:bidi="zh_TW"/>
         </w:rPr>
-        <w:t>研讀筆記 - 書籍簡介 (Tyndale)</w:t>
+        <w:t>Tyndale Open Study Notes</w:t>
       </w:r>
     </w:p>
     <w:p>

--- a/zht/docx/02.content.docx
+++ b/zht/docx/02.content.docx
@@ -19,7 +19,7 @@
         <w:rPr>
           <w:lang w:val="zh_TW" w:bidi="zh_TW"/>
         </w:rPr>
-        <w:t>Resource: Tyndale Open Study Notes</w:t>
+        <w:t>Resource: Aquifer Open Study Notes (Book Intros)</w:t>
       </w:r>
       <w:r>
         <w:rPr>
@@ -112,7 +112,7 @@
         <w:rPr>
           <w:lang w:val="zh_TW" w:bidi="zh_TW"/>
         </w:rPr>
-        <w:t>Tyndale Open Study Notes</w:t>
+        <w:t>Aquifer Open Study Notes (Book Intros)</w:t>
       </w:r>
     </w:p>
     <w:p>

--- a/zht/docx/02.content.docx
+++ b/zht/docx/02.content.docx
@@ -304,90 +304,60 @@
         </w:rPr>
         <w:t>這個詞源自希臘語exodos，意思是「出路」。</w:t>
       </w:r>
-      <w:hyperlink r:id="rId13">
-        <w:r>
-          <w:rPr>
-            <w:lang w:val="zh_TW" w:bidi="zh_TW"/>
-          </w:rPr>
-          <w:rPr>
-            <w:color w:val="0000EE"/>
-            <w:u w:val="single"/>
-          </w:rPr>
-          <w:t>出埃及記1–15</w:t>
-        </w:r>
-      </w:hyperlink>
+      <w:r>
+        <w:rPr>
+          <w:lang w:val="zh_TW" w:bidi="zh_TW"/>
+        </w:rPr>
+        <w:t>出埃及記1–15</w:t>
+      </w:r>
       <w:r>
         <w:rPr>
           <w:lang w:val="zh_TW" w:bidi="zh_TW"/>
         </w:rPr>
         <w:t>就是關於希伯來人離開埃及的「出路」。出埃及記的其餘部分（第</w:t>
       </w:r>
-      <w:hyperlink r:id="rId14">
-        <w:r>
-          <w:rPr>
-            <w:lang w:val="zh_TW" w:bidi="zh_TW"/>
-          </w:rPr>
-          <w:rPr>
-            <w:color w:val="0000EE"/>
-            <w:u w:val="single"/>
-          </w:rPr>
-          <w:t>16–40</w:t>
-        </w:r>
-      </w:hyperlink>
+      <w:r>
+        <w:rPr>
+          <w:lang w:val="zh_TW" w:bidi="zh_TW"/>
+        </w:rPr>
+        <w:t>16–40</w:t>
+      </w:r>
       <w:r>
         <w:rPr>
           <w:lang w:val="zh_TW" w:bidi="zh_TW"/>
         </w:rPr>
         <w:t>章）揭示了希伯來人需要的不僅僅是從埃及的奴役中被解救出來：他們需要一條脫離罪的道路，一條與神相交的道路。出埃及記解決了以色列的重大需求：從奴役中被釋放（第</w:t>
       </w:r>
-      <w:hyperlink r:id="rId13">
-        <w:r>
-          <w:rPr>
-            <w:lang w:val="zh_TW" w:bidi="zh_TW"/>
-          </w:rPr>
-          <w:rPr>
-            <w:color w:val="0000EE"/>
-            <w:u w:val="single"/>
-          </w:rPr>
-          <w:t>1–15</w:t>
-        </w:r>
-      </w:hyperlink>
+      <w:r>
+        <w:rPr>
+          <w:lang w:val="zh_TW" w:bidi="zh_TW"/>
+        </w:rPr>
+        <w:t>1–15</w:t>
+      </w:r>
       <w:r>
         <w:rPr>
           <w:lang w:val="zh_TW" w:bidi="zh_TW"/>
         </w:rPr>
         <w:t>章），通過西奈之約認識神是誰以及祂的本性（第</w:t>
       </w:r>
-      <w:hyperlink r:id="rId15">
-        <w:r>
-          <w:rPr>
-            <w:lang w:val="zh_TW" w:bidi="zh_TW"/>
-          </w:rPr>
-          <w:rPr>
-            <w:color w:val="0000EE"/>
-            <w:u w:val="single"/>
-          </w:rPr>
-          <w:t>16–24</w:t>
-        </w:r>
-      </w:hyperlink>
+      <w:r>
+        <w:rPr>
+          <w:lang w:val="zh_TW" w:bidi="zh_TW"/>
+        </w:rPr>
+        <w:t>16–24</w:t>
+      </w:r>
       <w:r>
         <w:rPr>
           <w:lang w:val="zh_TW" w:bidi="zh_TW"/>
         </w:rPr>
         <w:t>章），並通過會幕經歷與神的相交（第</w:t>
       </w:r>
-      <w:hyperlink r:id="rId16">
-        <w:r>
-          <w:rPr>
-            <w:lang w:val="zh_TW" w:bidi="zh_TW"/>
-          </w:rPr>
-          <w:rPr>
-            <w:color w:val="0000EE"/>
-            <w:u w:val="single"/>
-          </w:rPr>
-          <w:t>25–40</w:t>
-        </w:r>
-      </w:hyperlink>
+      <w:r>
+        <w:rPr>
+          <w:lang w:val="zh_TW" w:bidi="zh_TW"/>
+        </w:rPr>
+        <w:t>25–40</w:t>
+      </w:r>
       <w:r>
         <w:rPr>
           <w:lang w:val="zh_TW" w:bidi="zh_TW"/>
@@ -419,18 +389,12 @@
         </w:rPr>
         <w:t>傳統上認為摩西是摩西五經（</w:t>
       </w:r>
-      <w:hyperlink r:id="rId17">
-        <w:r>
-          <w:rPr>
-            <w:lang w:val="zh_TW" w:bidi="zh_TW"/>
-          </w:rPr>
-          <w:rPr>
-            <w:color w:val="0000EE"/>
-            <w:u w:val="single"/>
-          </w:rPr>
-          <w:t>創世記—申命記</w:t>
-        </w:r>
-      </w:hyperlink>
+      <w:r>
+        <w:rPr>
+          <w:lang w:val="zh_TW" w:bidi="zh_TW"/>
+        </w:rPr>
+        <w:t>創世記—申命記</w:t>
+      </w:r>
       <w:r>
         <w:rPr>
           <w:lang w:val="zh_TW" w:bidi="zh_TW"/>
@@ -488,18 +452,12 @@
         </w:rPr>
         <w:t>首先，根據</w:t>
       </w:r>
-      <w:hyperlink r:id="rId18">
-        <w:r>
-          <w:rPr>
-            <w:lang w:val="zh_TW" w:bidi="zh_TW"/>
-          </w:rPr>
-          <w:rPr>
-            <w:color w:val="0000EE"/>
-            <w:u w:val="single"/>
-          </w:rPr>
-          <w:t>王上十四章25–26節</w:t>
-        </w:r>
-      </w:hyperlink>
+      <w:r>
+        <w:rPr>
+          <w:lang w:val="zh_TW" w:bidi="zh_TW"/>
+        </w:rPr>
+        <w:t>王上十四章25–26節</w:t>
+      </w:r>
       <w:r>
         <w:rPr>
           <w:lang w:val="zh_TW" w:bidi="zh_TW"/>
@@ -520,18 +478,12 @@
         </w:rPr>
         <w:t>關於出埃及日期的第二個時間指標是「不認識約瑟的新王」（</w:t>
       </w:r>
-      <w:hyperlink r:id="rId19">
-        <w:r>
-          <w:rPr>
-            <w:lang w:val="zh_TW" w:bidi="zh_TW"/>
-          </w:rPr>
-          <w:rPr>
-            <w:color w:val="0000EE"/>
-            <w:u w:val="single"/>
-          </w:rPr>
-          <w:t>出1:8</w:t>
-        </w:r>
-      </w:hyperlink>
+      <w:r>
+        <w:rPr>
+          <w:lang w:val="zh_TW" w:bidi="zh_TW"/>
+        </w:rPr>
+        <w:t>出1:8</w:t>
+      </w:r>
       <w:r>
         <w:rPr>
           <w:lang w:val="zh_TW" w:bidi="zh_TW"/>
@@ -550,36 +502,24 @@
         </w:rPr>
         <w:t>人（Hyksos），入侵下埃及並取得了該地區的控制權。約瑟和雅各很可能是在希克索斯時期前不久或期間進入埃及的（</w:t>
       </w:r>
-      <w:hyperlink r:id="rId20">
-        <w:r>
-          <w:rPr>
-            <w:lang w:val="zh_TW" w:bidi="zh_TW"/>
-          </w:rPr>
-          <w:rPr>
-            <w:color w:val="0000EE"/>
-            <w:u w:val="single"/>
-          </w:rPr>
-          <w:t>創39</w:t>
-        </w:r>
-      </w:hyperlink>
+      <w:r>
+        <w:rPr>
+          <w:lang w:val="zh_TW" w:bidi="zh_TW"/>
+        </w:rPr>
+        <w:t>創39</w:t>
+      </w:r>
       <w:r>
         <w:rPr>
           <w:lang w:val="zh_TW" w:bidi="zh_TW"/>
         </w:rPr>
         <w:t>；</w:t>
       </w:r>
-      <w:hyperlink r:id="rId21">
-        <w:r>
-          <w:rPr>
-            <w:lang w:val="zh_TW" w:bidi="zh_TW"/>
-          </w:rPr>
-          <w:rPr>
-            <w:color w:val="0000EE"/>
-            <w:u w:val="single"/>
-          </w:rPr>
-          <w:t>46</w:t>
-        </w:r>
-      </w:hyperlink>
+      <w:r>
+        <w:rPr>
+          <w:lang w:val="zh_TW" w:bidi="zh_TW"/>
+        </w:rPr>
+        <w:t>46</w:t>
+      </w:r>
       <w:r>
         <w:rPr>
           <w:lang w:val="zh_TW" w:bidi="zh_TW"/>
@@ -610,18 +550,12 @@
         </w:rPr>
         <w:t>和隨後的法老們很可能就是</w:t>
       </w:r>
-      <w:hyperlink r:id="rId19">
-        <w:r>
-          <w:rPr>
-            <w:lang w:val="zh_TW" w:bidi="zh_TW"/>
-          </w:rPr>
-          <w:rPr>
-            <w:color w:val="0000EE"/>
-            <w:u w:val="single"/>
-          </w:rPr>
-          <w:t>出埃及記一章8節</w:t>
-        </w:r>
-      </w:hyperlink>
+      <w:r>
+        <w:rPr>
+          <w:lang w:val="zh_TW" w:bidi="zh_TW"/>
+        </w:rPr>
+        <w:t>出埃及記一章8節</w:t>
+      </w:r>
       <w:r>
         <w:rPr>
           <w:lang w:val="zh_TW" w:bidi="zh_TW"/>
@@ -670,54 +604,36 @@
         </w:rPr>
         <w:t>早期出埃及（約公元前1446年）。 傳統上將出埃及的日期設定在約公元前1446年。根據</w:t>
       </w:r>
-      <w:hyperlink r:id="rId22">
-        <w:r>
-          <w:rPr>
-            <w:lang w:val="zh_TW" w:bidi="zh_TW"/>
-          </w:rPr>
-          <w:rPr>
-            <w:color w:val="0000EE"/>
-            <w:u w:val="single"/>
-          </w:rPr>
-          <w:t>列王紀上六章1節</w:t>
-        </w:r>
-      </w:hyperlink>
+      <w:r>
+        <w:rPr>
+          <w:lang w:val="zh_TW" w:bidi="zh_TW"/>
+        </w:rPr>
+        <w:t>列王紀上六章1節</w:t>
+      </w:r>
       <w:r>
         <w:rPr>
           <w:lang w:val="zh_TW" w:bidi="zh_TW"/>
         </w:rPr>
         <w:t>，所羅門在位的第四年（公元前967年）開始建造聖殿，也就是出埃及後480年。如果480這個數字指的是曆年，那麼出埃及的日期大約是公元前1446年，以色列人進入迦南的時間大約是在公元前1406年。考古學家發現了阿瑪爾那（Amarna）書信，這是一批來自迦南城邦酋長的信件，請求法老阿肯那頓（Akhenaten）（約公元前1352–1336年）幫助他們對抗某些攻擊他們的暴民。這可能指的是以色列人，這也支持早期的出埃及和征服日期。此外，約在公元前1100年，耶弗他描述以色列已經在應許之地居住了300年（見</w:t>
       </w:r>
-      <w:hyperlink r:id="rId23">
-        <w:r>
-          <w:rPr>
-            <w:lang w:val="zh_TW" w:bidi="zh_TW"/>
-          </w:rPr>
-          <w:rPr>
-            <w:color w:val="0000EE"/>
-            <w:u w:val="single"/>
-          </w:rPr>
-          <w:t>士11:26</w:t>
-        </w:r>
-      </w:hyperlink>
+      <w:r>
+        <w:rPr>
+          <w:lang w:val="zh_TW" w:bidi="zh_TW"/>
+        </w:rPr>
+        <w:t>士11:26</w:t>
+      </w:r>
       <w:r>
         <w:rPr>
           <w:lang w:val="zh_TW" w:bidi="zh_TW"/>
         </w:rPr>
         <w:t>；參</w:t>
       </w:r>
-      <w:hyperlink r:id="rId24">
-        <w:r>
-          <w:rPr>
-            <w:lang w:val="zh_TW" w:bidi="zh_TW"/>
-          </w:rPr>
-          <w:rPr>
-            <w:color w:val="0000EE"/>
-            <w:u w:val="single"/>
-          </w:rPr>
-          <w:t>民21:21–35</w:t>
-        </w:r>
-      </w:hyperlink>
+      <w:r>
+        <w:rPr>
+          <w:lang w:val="zh_TW" w:bidi="zh_TW"/>
+        </w:rPr>
+        <w:t>民21:21–35</w:t>
+      </w:r>
       <w:r>
         <w:rPr>
           <w:lang w:val="zh_TW" w:bidi="zh_TW"/>
@@ -762,36 +678,24 @@
         </w:rPr>
         <w:t>城（</w:t>
       </w:r>
-      <w:hyperlink r:id="rId25">
-        <w:r>
-          <w:rPr>
-            <w:lang w:val="zh_TW" w:bidi="zh_TW"/>
-          </w:rPr>
-          <w:rPr>
-            <w:color w:val="0000EE"/>
-            <w:u w:val="single"/>
-          </w:rPr>
-          <w:t>出1:11</w:t>
-        </w:r>
-      </w:hyperlink>
+      <w:r>
+        <w:rPr>
+          <w:lang w:val="zh_TW" w:bidi="zh_TW"/>
+        </w:rPr>
+        <w:t>出1:11</w:t>
+      </w:r>
       <w:r>
         <w:rPr>
           <w:lang w:val="zh_TW" w:bidi="zh_TW"/>
         </w:rPr>
         <w:t>）就是以這位法老命名的，並且有證據顯示，該地點在公元前1200年代初期有大量的建設活動。此外，第一次和第二次世界大戰之間在巴勒斯坦工作的考古學家報告說，他們無法找到任何證據表明征服迦南是發生在公元前1300年代初期，這正是早期日期所要求的。然而，他們聲稱發現了公元前 1200 年代末期征服和定居活動增加的證據。如果這些發現是準確的，並且反映了以色列人在應許之地的活動，那麼它們就會支持出埃及是發生在公元前1270年左右的觀點。那些選擇這個較晚日期的人認為</w:t>
       </w:r>
-      <w:hyperlink r:id="rId22">
-        <w:r>
-          <w:rPr>
-            <w:lang w:val="zh_TW" w:bidi="zh_TW"/>
-          </w:rPr>
-          <w:rPr>
-            <w:color w:val="0000EE"/>
-            <w:u w:val="single"/>
-          </w:rPr>
-          <w:t>列王紀上六章1節</w:t>
-        </w:r>
-      </w:hyperlink>
+      <w:r>
+        <w:rPr>
+          <w:lang w:val="zh_TW" w:bidi="zh_TW"/>
+        </w:rPr>
+        <w:t>列王紀上六章1節</w:t>
+      </w:r>
       <w:r>
         <w:rPr>
           <w:lang w:val="zh_TW" w:bidi="zh_TW"/>
@@ -837,72 +741,48 @@
         </w:rPr>
         <w:t>因此，出埃及的日期是計算族長日期的關鍵。計算時還要考慮到每位族長的壽命；</w:t>
       </w:r>
-      <w:hyperlink r:id="rId26">
-        <w:r>
-          <w:rPr>
-            <w:lang w:val="zh_TW" w:bidi="zh_TW"/>
-          </w:rPr>
-          <w:rPr>
-            <w:color w:val="0000EE"/>
-            <w:u w:val="single"/>
-          </w:rPr>
-          <w:t>創十二章4節</w:t>
-        </w:r>
-      </w:hyperlink>
+      <w:r>
+        <w:rPr>
+          <w:lang w:val="zh_TW" w:bidi="zh_TW"/>
+        </w:rPr>
+        <w:t>創十二章4節</w:t>
+      </w:r>
       <w:r>
         <w:rPr>
           <w:lang w:val="zh_TW" w:bidi="zh_TW"/>
         </w:rPr>
         <w:t>、</w:t>
       </w:r>
-      <w:hyperlink r:id="rId27">
-        <w:r>
-          <w:rPr>
-            <w:lang w:val="zh_TW" w:bidi="zh_TW"/>
-          </w:rPr>
-          <w:rPr>
-            <w:color w:val="0000EE"/>
-            <w:u w:val="single"/>
-          </w:rPr>
-          <w:t>二十一章5節</w:t>
-        </w:r>
-      </w:hyperlink>
+      <w:r>
+        <w:rPr>
+          <w:lang w:val="zh_TW" w:bidi="zh_TW"/>
+        </w:rPr>
+        <w:t>二十一章5節</w:t>
+      </w:r>
       <w:r>
         <w:rPr>
           <w:lang w:val="zh_TW" w:bidi="zh_TW"/>
         </w:rPr>
         <w:t>、</w:t>
       </w:r>
-      <w:hyperlink r:id="rId28">
-        <w:r>
-          <w:rPr>
-            <w:lang w:val="zh_TW" w:bidi="zh_TW"/>
-          </w:rPr>
-          <w:rPr>
-            <w:color w:val="0000EE"/>
-            <w:u w:val="single"/>
-          </w:rPr>
-          <w:t>二十五章26節</w:t>
-        </w:r>
-      </w:hyperlink>
+      <w:r>
+        <w:rPr>
+          <w:lang w:val="zh_TW" w:bidi="zh_TW"/>
+        </w:rPr>
+        <w:t>二十五章26節</w:t>
+      </w:r>
       <w:r>
         <w:rPr>
           <w:lang w:val="zh_TW" w:bidi="zh_TW"/>
         </w:rPr>
         <w:t>、</w:t>
       </w:r>
-      <w:hyperlink r:id="rId29">
-        <w:r>
-          <w:rPr>
-            <w:lang w:val="zh_TW" w:bidi="zh_TW"/>
-          </w:rPr>
-          <w:rPr>
-            <w:color w:val="0000EE"/>
-            <w:u w:val="single"/>
-          </w:rPr>
-          <w:t>四十七章9節</w:t>
-        </w:r>
-      </w:hyperlink>
+      <w:r>
+        <w:rPr>
+          <w:lang w:val="zh_TW" w:bidi="zh_TW"/>
+        </w:rPr>
+        <w:t>四十七章9節</w:t>
+      </w:r>
       <w:r>
         <w:rPr>
           <w:lang w:val="zh_TW" w:bidi="zh_TW"/>
@@ -923,162 +803,108 @@
         </w:rPr>
         <w:t>以色列在埃及停留的時間是一個額外需要考慮的因素，在這個問題上有不同的文本。希伯來馬所拉文本（MT）在</w:t>
       </w:r>
-      <w:hyperlink r:id="rId30">
-        <w:r>
-          <w:rPr>
-            <w:lang w:val="zh_TW" w:bidi="zh_TW"/>
-          </w:rPr>
-          <w:rPr>
-            <w:color w:val="0000EE"/>
-            <w:u w:val="single"/>
-          </w:rPr>
-          <w:t>出埃及記十二章40節</w:t>
-        </w:r>
-      </w:hyperlink>
+      <w:r>
+        <w:rPr>
+          <w:lang w:val="zh_TW" w:bidi="zh_TW"/>
+        </w:rPr>
+        <w:t>出埃及記十二章40節</w:t>
+      </w:r>
       <w:r>
         <w:rPr>
           <w:lang w:val="zh_TW" w:bidi="zh_TW"/>
         </w:rPr>
         <w:t>中說，從雅各進入埃及的那一年開始，到以色列人出埃及的那一年為止，以色列人在埃及停留了430年。然而，早期的希臘文舊約譯本（七十士譯本，或另一個譯本）和撒馬利亞五經（另一個重要的抄本）都說</w:t>
       </w:r>
-      <w:hyperlink r:id="rId30">
-        <w:r>
-          <w:rPr>
-            <w:lang w:val="zh_TW" w:bidi="zh_TW"/>
-          </w:rPr>
-          <w:rPr>
-            <w:color w:val="0000EE"/>
-            <w:u w:val="single"/>
-          </w:rPr>
-          <w:t>出埃及記十二章40節</w:t>
-        </w:r>
-      </w:hyperlink>
+      <w:r>
+        <w:rPr>
+          <w:lang w:val="zh_TW" w:bidi="zh_TW"/>
+        </w:rPr>
+        <w:t>出埃及記十二章40節</w:t>
+      </w:r>
       <w:r>
         <w:rPr>
           <w:lang w:val="zh_TW" w:bidi="zh_TW"/>
         </w:rPr>
         <w:t>中提到的430年包括了以色列人在迦南和埃及的時間（保羅顯然遵循了這一說法；見</w:t>
       </w:r>
-      <w:hyperlink r:id="rId31">
-        <w:r>
-          <w:rPr>
-            <w:lang w:val="zh_TW" w:bidi="zh_TW"/>
-          </w:rPr>
-          <w:rPr>
-            <w:color w:val="0000EE"/>
-            <w:u w:val="single"/>
-          </w:rPr>
-          <w:t>加3:17</w:t>
-        </w:r>
-      </w:hyperlink>
+      <w:r>
+        <w:rPr>
+          <w:lang w:val="zh_TW" w:bidi="zh_TW"/>
+        </w:rPr>
+        <w:t>加3:17</w:t>
+      </w:r>
       <w:r>
         <w:rPr>
           <w:lang w:val="zh_TW" w:bidi="zh_TW"/>
         </w:rPr>
         <w:t>）。這一年代表將以色列人在埃及的時間減減到了215年。聖經中有多種說法指出以色列人在埃及待了四百年或四代（</w:t>
       </w:r>
-      <w:hyperlink r:id="rId32">
-        <w:r>
-          <w:rPr>
-            <w:lang w:val="zh_TW" w:bidi="zh_TW"/>
-          </w:rPr>
-          <w:rPr>
-            <w:color w:val="0000EE"/>
-            <w:u w:val="single"/>
-          </w:rPr>
-          <w:t>創15:13–16</w:t>
-        </w:r>
-      </w:hyperlink>
+      <w:r>
+        <w:rPr>
+          <w:lang w:val="zh_TW" w:bidi="zh_TW"/>
+        </w:rPr>
+        <w:t>創15:13–16</w:t>
+      </w:r>
       <w:r>
         <w:rPr>
           <w:lang w:val="zh_TW" w:bidi="zh_TW"/>
         </w:rPr>
         <w:t>；參</w:t>
       </w:r>
-      <w:hyperlink r:id="rId33">
-        <w:r>
-          <w:rPr>
-            <w:lang w:val="zh_TW" w:bidi="zh_TW"/>
-          </w:rPr>
-          <w:rPr>
-            <w:color w:val="0000EE"/>
-            <w:u w:val="single"/>
-          </w:rPr>
-          <w:t>出6:16–20</w:t>
-        </w:r>
-      </w:hyperlink>
+      <w:r>
+        <w:rPr>
+          <w:lang w:val="zh_TW" w:bidi="zh_TW"/>
+        </w:rPr>
+        <w:t>出6:16–20</w:t>
+      </w:r>
       <w:r>
         <w:rPr>
           <w:lang w:val="zh_TW" w:bidi="zh_TW"/>
         </w:rPr>
         <w:t>；</w:t>
       </w:r>
-      <w:hyperlink r:id="rId34">
-        <w:r>
-          <w:rPr>
-            <w:lang w:val="zh_TW" w:bidi="zh_TW"/>
-          </w:rPr>
-          <w:rPr>
-            <w:color w:val="0000EE"/>
-            <w:u w:val="single"/>
-          </w:rPr>
-          <w:t>民3:17–19</w:t>
-        </w:r>
-      </w:hyperlink>
+      <w:r>
+        <w:rPr>
+          <w:lang w:val="zh_TW" w:bidi="zh_TW"/>
+        </w:rPr>
+        <w:t>民3:17–19</w:t>
+      </w:r>
       <w:r>
         <w:rPr>
           <w:lang w:val="zh_TW" w:bidi="zh_TW"/>
         </w:rPr>
         <w:t>，</w:t>
       </w:r>
-      <w:hyperlink r:id="rId35">
-        <w:r>
-          <w:rPr>
-            <w:lang w:val="zh_TW" w:bidi="zh_TW"/>
-          </w:rPr>
-          <w:rPr>
-            <w:color w:val="0000EE"/>
-            <w:u w:val="single"/>
-          </w:rPr>
-          <w:t>26:58–59</w:t>
-        </w:r>
-      </w:hyperlink>
+      <w:r>
+        <w:rPr>
+          <w:lang w:val="zh_TW" w:bidi="zh_TW"/>
+        </w:rPr>
+        <w:t>26:58–59</w:t>
+      </w:r>
       <w:r>
         <w:rPr>
           <w:lang w:val="zh_TW" w:bidi="zh_TW"/>
         </w:rPr>
         <w:t>；</w:t>
       </w:r>
-      <w:hyperlink r:id="rId36">
-        <w:r>
-          <w:rPr>
-            <w:lang w:val="zh_TW" w:bidi="zh_TW"/>
-          </w:rPr>
-          <w:rPr>
-            <w:color w:val="0000EE"/>
-            <w:u w:val="single"/>
-          </w:rPr>
-          <w:t>代上6:1–3</w:t>
-        </w:r>
-      </w:hyperlink>
+      <w:r>
+        <w:rPr>
+          <w:lang w:val="zh_TW" w:bidi="zh_TW"/>
+        </w:rPr>
+        <w:t>代上6:1–3</w:t>
+      </w:r>
       <w:r>
         <w:rPr>
           <w:lang w:val="zh_TW" w:bidi="zh_TW"/>
         </w:rPr>
         <w:t>；</w:t>
       </w:r>
-      <w:hyperlink r:id="rId37">
-        <w:r>
-          <w:rPr>
-            <w:lang w:val="zh_TW" w:bidi="zh_TW"/>
-          </w:rPr>
-          <w:rPr>
-            <w:color w:val="0000EE"/>
-            <w:u w:val="single"/>
-          </w:rPr>
-          <w:t>徒7:6</w:t>
-        </w:r>
-      </w:hyperlink>
+      <w:r>
+        <w:rPr>
+          <w:lang w:val="zh_TW" w:bidi="zh_TW"/>
+        </w:rPr>
+        <w:t>徒7:6</w:t>
+      </w:r>
       <w:r>
         <w:rPr>
           <w:lang w:val="zh_TW" w:bidi="zh_TW"/>
@@ -1124,120 +950,78 @@
         </w:rPr>
         <w:t>創世記的開頭幾章提出了一個嚴肅的問題：神創造世界和人類是為了賜福人類（</w:t>
       </w:r>
-      <w:hyperlink r:id="rId38">
-        <w:r>
-          <w:rPr>
-            <w:lang w:val="zh_TW" w:bidi="zh_TW"/>
-          </w:rPr>
-          <w:rPr>
-            <w:color w:val="0000EE"/>
-            <w:u w:val="single"/>
-          </w:rPr>
-          <w:t>創1:27–28</w:t>
-        </w:r>
-      </w:hyperlink>
+      <w:r>
+        <w:rPr>
+          <w:lang w:val="zh_TW" w:bidi="zh_TW"/>
+        </w:rPr>
+        <w:t>創1:27–28</w:t>
+      </w:r>
       <w:r>
         <w:rPr>
           <w:lang w:val="zh_TW" w:bidi="zh_TW"/>
         </w:rPr>
         <w:t>），但世界卻落入咒詛之下。人類已經嚴重的敗壞了（</w:t>
       </w:r>
-      <w:hyperlink r:id="rId39">
-        <w:r>
-          <w:rPr>
-            <w:lang w:val="zh_TW" w:bidi="zh_TW"/>
-          </w:rPr>
-          <w:rPr>
-            <w:color w:val="0000EE"/>
-            <w:u w:val="single"/>
-          </w:rPr>
-          <w:t>創6:5</w:t>
-        </w:r>
-      </w:hyperlink>
+      <w:r>
+        <w:rPr>
+          <w:lang w:val="zh_TW" w:bidi="zh_TW"/>
+        </w:rPr>
+        <w:t>創6:5</w:t>
+      </w:r>
       <w:r>
         <w:rPr>
           <w:lang w:val="zh_TW" w:bidi="zh_TW"/>
         </w:rPr>
         <w:t>），遠離了他們的創造主（</w:t>
       </w:r>
-      <w:hyperlink r:id="rId40">
-        <w:r>
-          <w:rPr>
-            <w:lang w:val="zh_TW" w:bidi="zh_TW"/>
-          </w:rPr>
-          <w:rPr>
-            <w:color w:val="0000EE"/>
-            <w:u w:val="single"/>
-          </w:rPr>
-          <w:t>創3:23–24</w:t>
-        </w:r>
-      </w:hyperlink>
+      <w:r>
+        <w:rPr>
+          <w:lang w:val="zh_TW" w:bidi="zh_TW"/>
+        </w:rPr>
+        <w:t>創3:23–24</w:t>
+      </w:r>
       <w:r>
         <w:rPr>
           <w:lang w:val="zh_TW" w:bidi="zh_TW"/>
         </w:rPr>
         <w:t>）並彼此疏遠（</w:t>
       </w:r>
-      <w:hyperlink r:id="rId41">
-        <w:r>
-          <w:rPr>
-            <w:lang w:val="zh_TW" w:bidi="zh_TW"/>
-          </w:rPr>
-          <w:rPr>
-            <w:color w:val="0000EE"/>
-            <w:u w:val="single"/>
-          </w:rPr>
-          <w:t>創4:14</w:t>
-        </w:r>
-      </w:hyperlink>
+      <w:r>
+        <w:rPr>
+          <w:lang w:val="zh_TW" w:bidi="zh_TW"/>
+        </w:rPr>
+        <w:t>創4:14</w:t>
+      </w:r>
       <w:r>
         <w:rPr>
           <w:lang w:val="zh_TW" w:bidi="zh_TW"/>
         </w:rPr>
         <w:t>）。死亡、暴力和混亂肆虐（</w:t>
       </w:r>
-      <w:hyperlink r:id="rId42">
-        <w:r>
-          <w:rPr>
-            <w:lang w:val="zh_TW" w:bidi="zh_TW"/>
-          </w:rPr>
-          <w:rPr>
-            <w:color w:val="0000EE"/>
-            <w:u w:val="single"/>
-          </w:rPr>
-          <w:t>創4:8</w:t>
-        </w:r>
-      </w:hyperlink>
+      <w:r>
+        <w:rPr>
+          <w:lang w:val="zh_TW" w:bidi="zh_TW"/>
+        </w:rPr>
+        <w:t>創4:8</w:t>
+      </w:r>
       <w:r>
         <w:rPr>
           <w:lang w:val="zh_TW" w:bidi="zh_TW"/>
         </w:rPr>
         <w:t>，</w:t>
       </w:r>
-      <w:hyperlink r:id="rId43">
-        <w:r>
-          <w:rPr>
-            <w:lang w:val="zh_TW" w:bidi="zh_TW"/>
-          </w:rPr>
-          <w:rPr>
-            <w:color w:val="0000EE"/>
-            <w:u w:val="single"/>
-          </w:rPr>
-          <w:t>23–24，</w:t>
-        </w:r>
-      </w:hyperlink>
-      <w:hyperlink r:id="rId44">
-        <w:r>
-          <w:rPr>
-            <w:lang w:val="zh_TW" w:bidi="zh_TW"/>
-          </w:rPr>
-          <w:rPr>
-            <w:color w:val="0000EE"/>
-            <w:u w:val="single"/>
-          </w:rPr>
-          <w:t>11:9</w:t>
-        </w:r>
-      </w:hyperlink>
+      <w:r>
+        <w:rPr>
+          <w:lang w:val="zh_TW" w:bidi="zh_TW"/>
+        </w:rPr>
+        <w:t>23–24，</w:t>
+      </w:r>
+      <w:r>
+        <w:rPr>
+          <w:lang w:val="zh_TW" w:bidi="zh_TW"/>
+        </w:rPr>
+        <w:t>11:9</w:t>
+      </w:r>
       <w:r>
         <w:rPr>
           <w:lang w:val="zh_TW" w:bidi="zh_TW"/>
@@ -1258,72 +1042,48 @@
         </w:rPr>
         <w:t>在</w:t>
       </w:r>
-      <w:hyperlink r:id="rId45">
-        <w:r>
-          <w:rPr>
-            <w:lang w:val="zh_TW" w:bidi="zh_TW"/>
-          </w:rPr>
-          <w:rPr>
-            <w:color w:val="0000EE"/>
-            <w:u w:val="single"/>
-          </w:rPr>
-          <w:t>創世紀12–50章</w:t>
-        </w:r>
-      </w:hyperlink>
+      <w:r>
+        <w:rPr>
+          <w:lang w:val="zh_TW" w:bidi="zh_TW"/>
+        </w:rPr>
+        <w:t>創世紀12–50章</w:t>
+      </w:r>
       <w:r>
         <w:rPr>
           <w:lang w:val="zh_TW" w:bidi="zh_TW"/>
         </w:rPr>
         <w:t>中，神拯救世界的計劃開始展開了。神揀選了亞伯拉罕和他的後裔，並與他建立了特殊的立約關係，也應許使他們成為一個大國，並藉此祝福全世界（</w:t>
       </w:r>
-      <w:hyperlink r:id="rId46">
-        <w:r>
-          <w:rPr>
-            <w:lang w:val="zh_TW" w:bidi="zh_TW"/>
-          </w:rPr>
-          <w:rPr>
-            <w:color w:val="0000EE"/>
-            <w:u w:val="single"/>
-          </w:rPr>
-          <w:t>創12:1–3</w:t>
-        </w:r>
-      </w:hyperlink>
+      <w:r>
+        <w:rPr>
+          <w:lang w:val="zh_TW" w:bidi="zh_TW"/>
+        </w:rPr>
+        <w:t>創12:1–3</w:t>
+      </w:r>
       <w:r>
         <w:rPr>
           <w:lang w:val="zh_TW" w:bidi="zh_TW"/>
         </w:rPr>
         <w:t>）。儘管他的妻子無法生育，但亞伯拉罕仍然相信神（</w:t>
       </w:r>
-      <w:hyperlink r:id="rId47">
-        <w:r>
-          <w:rPr>
-            <w:lang w:val="zh_TW" w:bidi="zh_TW"/>
-          </w:rPr>
-          <w:rPr>
-            <w:color w:val="0000EE"/>
-            <w:u w:val="single"/>
-          </w:rPr>
-          <w:t>創15:6</w:t>
-        </w:r>
-      </w:hyperlink>
+      <w:r>
+        <w:rPr>
+          <w:lang w:val="zh_TW" w:bidi="zh_TW"/>
+        </w:rPr>
+        <w:t>創15:6</w:t>
+      </w:r>
       <w:r>
         <w:rPr>
           <w:lang w:val="zh_TW" w:bidi="zh_TW"/>
         </w:rPr>
         <w:t>），神也很快就開始成就了祂的應許（</w:t>
       </w:r>
-      <w:hyperlink r:id="rId48">
-        <w:r>
-          <w:rPr>
-            <w:lang w:val="zh_TW" w:bidi="zh_TW"/>
-          </w:rPr>
-          <w:rPr>
-            <w:color w:val="0000EE"/>
-            <w:u w:val="single"/>
-          </w:rPr>
-          <w:t>創21:1–7</w:t>
-        </w:r>
-      </w:hyperlink>
+      <w:r>
+        <w:rPr>
+          <w:lang w:val="zh_TW" w:bidi="zh_TW"/>
+        </w:rPr>
+        <w:t>創21:1–7</w:t>
+      </w:r>
       <w:r>
         <w:rPr>
           <w:lang w:val="zh_TW" w:bidi="zh_TW"/>
@@ -1344,18 +1104,12 @@
         </w:rPr>
         <w:t>然而，在出埃及記的開篇，神對亞伯拉罕應許的有效性受到了質疑。是的，亞伯拉罕的後裔已經增長到一個龐大的數量，但他們現在是埃及的奴隸，而法老，這個世界上最強大的國王，致力於繼續奴役他們。至於應許之地，亞伯拉罕和他的後裔實際上從未擁有過其中的任何部分，除了一塊墓地而已（</w:t>
       </w:r>
-      <w:hyperlink r:id="rId49">
-        <w:r>
-          <w:rPr>
-            <w:lang w:val="zh_TW" w:bidi="zh_TW"/>
-          </w:rPr>
-          <w:rPr>
-            <w:color w:val="0000EE"/>
-            <w:u w:val="single"/>
-          </w:rPr>
-          <w:t>創23</w:t>
-        </w:r>
-      </w:hyperlink>
+      <w:r>
+        <w:rPr>
+          <w:lang w:val="zh_TW" w:bidi="zh_TW"/>
+        </w:rPr>
+        <w:t>創23</w:t>
+      </w:r>
       <w:r>
         <w:rPr>
           <w:lang w:val="zh_TW" w:bidi="zh_TW"/>
@@ -1376,66 +1130,42 @@
         </w:rPr>
         <w:t>為了回答這些問題，出埃及記讓我們更深入地了解神是誰。神確實了解我們的處境，並且看重我們。耶和華與「所有其它的神」完全不同（</w:t>
       </w:r>
-      <w:hyperlink r:id="rId50">
-        <w:r>
-          <w:rPr>
-            <w:lang w:val="zh_TW" w:bidi="zh_TW"/>
-          </w:rPr>
-          <w:rPr>
-            <w:color w:val="0000EE"/>
-            <w:u w:val="single"/>
-          </w:rPr>
-          <w:t>18:11</w:t>
-        </w:r>
-      </w:hyperlink>
+      <w:r>
+        <w:rPr>
+          <w:lang w:val="zh_TW" w:bidi="zh_TW"/>
+        </w:rPr>
+        <w:t>18:11</w:t>
+      </w:r>
       <w:r>
         <w:rPr>
           <w:lang w:val="zh_TW" w:bidi="zh_TW"/>
         </w:rPr>
         <w:t>）。在出埃及記中，祂被顯明為最偉大的存在（</w:t>
       </w:r>
-      <w:hyperlink r:id="rId51">
-        <w:r>
-          <w:rPr>
-            <w:lang w:val="zh_TW" w:bidi="zh_TW"/>
-          </w:rPr>
-          <w:rPr>
-            <w:color w:val="0000EE"/>
-            <w:u w:val="single"/>
-          </w:rPr>
-          <w:t>3:5–6</w:t>
-        </w:r>
-      </w:hyperlink>
+      <w:r>
+        <w:rPr>
+          <w:lang w:val="zh_TW" w:bidi="zh_TW"/>
+        </w:rPr>
+        <w:t>3:5–6</w:t>
+      </w:r>
       <w:r>
         <w:rPr>
           <w:lang w:val="zh_TW" w:bidi="zh_TW"/>
         </w:rPr>
         <w:t>、</w:t>
       </w:r>
-      <w:hyperlink r:id="rId52">
-        <w:r>
-          <w:rPr>
-            <w:lang w:val="zh_TW" w:bidi="zh_TW"/>
-          </w:rPr>
-          <w:rPr>
-            <w:color w:val="0000EE"/>
-            <w:u w:val="single"/>
-          </w:rPr>
-          <w:t>14–15，</w:t>
-        </w:r>
-      </w:hyperlink>
-      <w:hyperlink r:id="rId53">
-        <w:r>
-          <w:rPr>
-            <w:lang w:val="zh_TW" w:bidi="zh_TW"/>
-          </w:rPr>
-          <w:rPr>
-            <w:color w:val="0000EE"/>
-            <w:u w:val="single"/>
-          </w:rPr>
-          <w:t>6:3</w:t>
-        </w:r>
-      </w:hyperlink>
+      <w:r>
+        <w:rPr>
+          <w:lang w:val="zh_TW" w:bidi="zh_TW"/>
+        </w:rPr>
+        <w:t>14–15，</w:t>
+      </w:r>
+      <w:r>
+        <w:rPr>
+          <w:lang w:val="zh_TW" w:bidi="zh_TW"/>
+        </w:rPr>
+        <w:t>6:3</w:t>
+      </w:r>
       <w:r>
         <w:rPr>
           <w:lang w:val="zh_TW" w:bidi="zh_TW"/>
@@ -1456,18 +1186,12 @@
         </w:rPr>
         <w:t>以色列人在四百年間吸收了很多埃及錯誤的異教信仰。但現在他們必須清除這些錯誤的信仰：不是有許多神，乃是只有一位神。神與他們周圍的自然世界截然不同；祂超越了祂所創造的世界。神也不能被魔法及邪術所操控。祂的存在不是由善惡力量之間的永恆鬥爭所定義的。神是聖潔的，絕對的他者，祂在所有關係中都深具道德規範，對於祂的受造物，祂總是信實且熱誠的，並渴望為他們行善（</w:t>
       </w:r>
-      <w:hyperlink r:id="rId54">
-        <w:r>
-          <w:rPr>
-            <w:lang w:val="zh_TW" w:bidi="zh_TW"/>
-          </w:rPr>
-          <w:rPr>
-            <w:color w:val="0000EE"/>
-            <w:u w:val="single"/>
-          </w:rPr>
-          <w:t>34:5–6</w:t>
-        </w:r>
-      </w:hyperlink>
+      <w:r>
+        <w:rPr>
+          <w:lang w:val="zh_TW" w:bidi="zh_TW"/>
+        </w:rPr>
+        <w:t>34:5–6</w:t>
+      </w:r>
       <w:r>
         <w:rPr>
           <w:lang w:val="zh_TW" w:bidi="zh_TW"/>
@@ -1488,36 +1212,24 @@
         </w:rPr>
         <w:t>神使用約（</w:t>
       </w:r>
-      <w:hyperlink r:id="rId55">
-        <w:r>
-          <w:rPr>
-            <w:lang w:val="zh_TW" w:bidi="zh_TW"/>
-          </w:rPr>
-          <w:rPr>
-            <w:color w:val="0000EE"/>
-            <w:u w:val="single"/>
-          </w:rPr>
-          <w:t>出19–23</w:t>
-        </w:r>
-      </w:hyperlink>
+      <w:r>
+        <w:rPr>
+          <w:lang w:val="zh_TW" w:bidi="zh_TW"/>
+        </w:rPr>
+        <w:t>出19–23</w:t>
+      </w:r>
       <w:r>
         <w:rPr>
           <w:lang w:val="zh_TW" w:bidi="zh_TW"/>
         </w:rPr>
         <w:t>）來教導祂的子民祂是誰，以及他們與祂的關係應該是怎樣的。聖約教導我們神的道德本質。在古代世界裡，道德和宗教基本上是毫無關係的。相比之下，神的約的大部分要求都與人們如何對待彼此有關（見</w:t>
       </w:r>
-      <w:hyperlink r:id="rId56">
-        <w:r>
-          <w:rPr>
-            <w:lang w:val="zh_TW" w:bidi="zh_TW"/>
-          </w:rPr>
-          <w:rPr>
-            <w:color w:val="0000EE"/>
-            <w:u w:val="single"/>
-          </w:rPr>
-          <w:t>20:3–17</w:t>
-        </w:r>
-      </w:hyperlink>
+      <w:r>
+        <w:rPr>
+          <w:lang w:val="zh_TW" w:bidi="zh_TW"/>
+        </w:rPr>
+        <w:t>20:3–17</w:t>
+      </w:r>
       <w:r>
         <w:rPr>
           <w:lang w:val="zh_TW" w:bidi="zh_TW"/>
@@ -1538,36 +1250,24 @@
         </w:rPr>
         <w:t>神拯救祂的子民並且呼召我們過聖潔的生活，為的是讓我們能與祂建立一個活生生的、個人的關係。會幕的章節（</w:t>
       </w:r>
-      <w:hyperlink r:id="rId16">
-        <w:r>
-          <w:rPr>
-            <w:lang w:val="zh_TW" w:bidi="zh_TW"/>
-          </w:rPr>
-          <w:rPr>
-            <w:color w:val="0000EE"/>
-            <w:u w:val="single"/>
-          </w:rPr>
-          <w:t>25–40</w:t>
-        </w:r>
-      </w:hyperlink>
+      <w:r>
+        <w:rPr>
+          <w:lang w:val="zh_TW" w:bidi="zh_TW"/>
+        </w:rPr>
+        <w:t>25–40</w:t>
+      </w:r>
       <w:r>
         <w:rPr>
           <w:lang w:val="zh_TW" w:bidi="zh_TW"/>
         </w:rPr>
         <w:t>）不是附加的；而是出埃及記的核心。是的，神會成就祂的應許，將祂的百姓帶到應許之地，但祂的目標是讓他們在祂的同在中生活而不被祂的聖潔所毀滅，這就是當時所發生的事（</w:t>
       </w:r>
-      <w:hyperlink r:id="rId57">
-        <w:r>
-          <w:rPr>
-            <w:lang w:val="zh_TW" w:bidi="zh_TW"/>
-          </w:rPr>
-          <w:rPr>
-            <w:color w:val="0000EE"/>
-            <w:u w:val="single"/>
-          </w:rPr>
-          <w:t>40:34–38</w:t>
-        </w:r>
-      </w:hyperlink>
+      <w:r>
+        <w:rPr>
+          <w:lang w:val="zh_TW" w:bidi="zh_TW"/>
+        </w:rPr>
+        <w:t>40:34–38</w:t>
+      </w:r>
       <w:r>
         <w:rPr>
           <w:lang w:val="zh_TW" w:bidi="zh_TW"/>
